--- a/zht/docx/074.content.docx
+++ b/zht/docx/074.content.docx
@@ -337,18 +337,12 @@
           <w:lang w:val="zh_TW" w:bidi="zh_TW"/>
         </w:rPr>
       </w:r>
-      <w:hyperlink r:id="rId13">
-        <w:r>
-          <w:rPr>
-            <w:lang w:val="zh_TW" w:bidi="zh_TW"/>
-          </w:rPr>
-          <w:rPr>
-            <w:color w:val="0000EE"/>
-            <w:u w:val="single"/>
-          </w:rPr>
-          <w:t>列王紀上8:51</w:t>
-        </w:r>
-      </w:hyperlink>
+      <w:r>
+        <w:rPr>
+          <w:lang w:val="zh_TW" w:bidi="zh_TW"/>
+        </w:rPr>
+        <w:t>列王紀上8:51</w:t>
+      </w:r>
     </w:p>
     <w:p>
       <w:pPr>
@@ -361,18 +355,12 @@
           <w:lang w:val="zh_TW" w:bidi="zh_TW"/>
         </w:rPr>
       </w:r>
-      <w:hyperlink r:id="rId14">
-        <w:r>
-          <w:rPr>
-            <w:lang w:val="zh_TW" w:bidi="zh_TW"/>
-          </w:rPr>
-          <w:rPr>
-            <w:color w:val="0000EE"/>
-            <w:u w:val="single"/>
-          </w:rPr>
-          <w:t>創世記19:28</w:t>
-        </w:r>
-      </w:hyperlink>
+      <w:r>
+        <w:rPr>
+          <w:lang w:val="zh_TW" w:bidi="zh_TW"/>
+        </w:rPr>
+        <w:t>創世記19:28</w:t>
+      </w:r>
     </w:p>
     <w:p>
       <w:pPr>
@@ -385,18 +373,12 @@
           <w:lang w:val="zh_TW" w:bidi="zh_TW"/>
         </w:rPr>
       </w:r>
-      <w:hyperlink r:id="rId15">
-        <w:r>
-          <w:rPr>
-            <w:lang w:val="zh_TW" w:bidi="zh_TW"/>
-          </w:rPr>
-          <w:rPr>
-            <w:color w:val="0000EE"/>
-            <w:u w:val="single"/>
-          </w:rPr>
-          <w:t>箴言17:3</w:t>
-        </w:r>
-      </w:hyperlink>
+      <w:r>
+        <w:rPr>
+          <w:lang w:val="zh_TW" w:bidi="zh_TW"/>
+        </w:rPr>
+        <w:t>箴言17:3</w:t>
+      </w:r>
     </w:p>
     <w:p>
       <w:pPr>
@@ -409,18 +391,12 @@
           <w:lang w:val="zh_TW" w:bidi="zh_TW"/>
         </w:rPr>
       </w:r>
-      <w:hyperlink r:id="rId16">
-        <w:r>
-          <w:rPr>
-            <w:lang w:val="zh_TW" w:bidi="zh_TW"/>
-          </w:rPr>
-          <w:rPr>
-            <w:color w:val="0000EE"/>
-            <w:u w:val="single"/>
-          </w:rPr>
-          <w:t>詩篇21:9</w:t>
-        </w:r>
-      </w:hyperlink>
+      <w:r>
+        <w:rPr>
+          <w:lang w:val="zh_TW" w:bidi="zh_TW"/>
+        </w:rPr>
+        <w:t>詩篇21:9</w:t>
+      </w:r>
     </w:p>
     <w:p>
       <w:pPr>
@@ -433,18 +409,12 @@
           <w:lang w:val="zh_TW" w:bidi="zh_TW"/>
         </w:rPr>
       </w:r>
-      <w:hyperlink r:id="rId17">
-        <w:r>
-          <w:rPr>
-            <w:lang w:val="zh_TW" w:bidi="zh_TW"/>
-          </w:rPr>
-          <w:rPr>
-            <w:color w:val="0000EE"/>
-            <w:u w:val="single"/>
-          </w:rPr>
-          <w:t>啟示錄9:2</w:t>
-        </w:r>
-      </w:hyperlink>
+      <w:r>
+        <w:rPr>
+          <w:lang w:val="zh_TW" w:bidi="zh_TW"/>
+        </w:rPr>
+        <w:t>啟示錄9:2</w:t>
+      </w:r>
     </w:p>
     <w:p>
       <w:pPr>
@@ -693,18 +663,12 @@
           <w:lang w:val="zh_TW" w:bidi="zh_TW"/>
         </w:rPr>
       </w:r>
-      <w:hyperlink r:id="rId18">
-        <w:r>
-          <w:rPr>
-            <w:lang w:val="zh_TW" w:bidi="zh_TW"/>
-          </w:rPr>
-          <w:rPr>
-            <w:color w:val="0000EE"/>
-            <w:u w:val="single"/>
-          </w:rPr>
-          <w:t>以西結書13:17–18</w:t>
-        </w:r>
-      </w:hyperlink>
+      <w:r>
+        <w:rPr>
+          <w:lang w:val="zh_TW" w:bidi="zh_TW"/>
+        </w:rPr>
+        <w:t>以西結書13:17–18</w:t>
+      </w:r>
     </w:p>
     <w:p>
       <w:pPr>
@@ -717,18 +681,12 @@
           <w:lang w:val="zh_TW" w:bidi="zh_TW"/>
         </w:rPr>
       </w:r>
-      <w:hyperlink r:id="rId19">
-        <w:r>
-          <w:rPr>
-            <w:lang w:val="zh_TW" w:bidi="zh_TW"/>
-          </w:rPr>
-          <w:rPr>
-            <w:color w:val="0000EE"/>
-            <w:u w:val="single"/>
-          </w:rPr>
-          <w:t>哈巴谷書2:12</w:t>
-        </w:r>
-      </w:hyperlink>
+      <w:r>
+        <w:rPr>
+          <w:lang w:val="zh_TW" w:bidi="zh_TW"/>
+        </w:rPr>
+        <w:t>哈巴谷書2:12</w:t>
+      </w:r>
     </w:p>
     <w:p>
       <w:pPr>
@@ -741,18 +699,12 @@
           <w:lang w:val="zh_TW" w:bidi="zh_TW"/>
         </w:rPr>
       </w:r>
-      <w:hyperlink r:id="rId20">
-        <w:r>
-          <w:rPr>
-            <w:lang w:val="zh_TW" w:bidi="zh_TW"/>
-          </w:rPr>
-          <w:rPr>
-            <w:color w:val="0000EE"/>
-            <w:u w:val="single"/>
-          </w:rPr>
-          <w:t>以賽亞書31:1–2</w:t>
-        </w:r>
-      </w:hyperlink>
+      <w:r>
+        <w:rPr>
+          <w:lang w:val="zh_TW" w:bidi="zh_TW"/>
+        </w:rPr>
+        <w:t>以賽亞書31:1–2</w:t>
+      </w:r>
     </w:p>
     <w:p>
       <w:pPr>
@@ -765,18 +717,12 @@
           <w:lang w:val="zh_TW" w:bidi="zh_TW"/>
         </w:rPr>
       </w:r>
-      <w:hyperlink r:id="rId21">
-        <w:r>
-          <w:rPr>
-            <w:lang w:val="zh_TW" w:bidi="zh_TW"/>
-          </w:rPr>
-          <w:rPr>
-            <w:color w:val="0000EE"/>
-            <w:u w:val="single"/>
-          </w:rPr>
-          <w:t>耶利米書45:1–3</w:t>
-        </w:r>
-      </w:hyperlink>
+      <w:r>
+        <w:rPr>
+          <w:lang w:val="zh_TW" w:bidi="zh_TW"/>
+        </w:rPr>
+        <w:t>耶利米書45:1–3</w:t>
+      </w:r>
     </w:p>
     <w:p>
       <w:pPr>
@@ -789,18 +735,12 @@
           <w:lang w:val="zh_TW" w:bidi="zh_TW"/>
         </w:rPr>
       </w:r>
-      <w:hyperlink r:id="rId22">
-        <w:r>
-          <w:rPr>
-            <w:lang w:val="zh_TW" w:bidi="zh_TW"/>
-          </w:rPr>
-          <w:rPr>
-            <w:color w:val="0000EE"/>
-            <w:u w:val="single"/>
-          </w:rPr>
-          <w:t>猶大書1:9–11</w:t>
-        </w:r>
-      </w:hyperlink>
+      <w:r>
+        <w:rPr>
+          <w:lang w:val="zh_TW" w:bidi="zh_TW"/>
+        </w:rPr>
+        <w:t>猶大書1:9–11</w:t>
+      </w:r>
     </w:p>
     <w:p>
       <w:pPr>
@@ -813,18 +753,12 @@
           <w:lang w:val="zh_TW" w:bidi="zh_TW"/>
         </w:rPr>
       </w:r>
-      <w:hyperlink r:id="rId23">
-        <w:r>
-          <w:rPr>
-            <w:lang w:val="zh_TW" w:bidi="zh_TW"/>
-          </w:rPr>
-          <w:rPr>
-            <w:color w:val="0000EE"/>
-            <w:u w:val="single"/>
-          </w:rPr>
-          <w:t>路加福音6:24</w:t>
-        </w:r>
-      </w:hyperlink>
+      <w:r>
+        <w:rPr>
+          <w:lang w:val="zh_TW" w:bidi="zh_TW"/>
+        </w:rPr>
+        <w:t>路加福音6:24</w:t>
+      </w:r>
     </w:p>
     <w:p>
       <w:pPr>
@@ -837,18 +771,12 @@
           <w:lang w:val="zh_TW" w:bidi="zh_TW"/>
         </w:rPr>
       </w:r>
-      <w:hyperlink r:id="rId24">
-        <w:r>
-          <w:rPr>
-            <w:lang w:val="zh_TW" w:bidi="zh_TW"/>
-          </w:rPr>
-          <w:rPr>
-            <w:color w:val="0000EE"/>
-            <w:u w:val="single"/>
-          </w:rPr>
-          <w:t>路加福音17:1–2</w:t>
-        </w:r>
-      </w:hyperlink>
+      <w:r>
+        <w:rPr>
+          <w:lang w:val="zh_TW" w:bidi="zh_TW"/>
+        </w:rPr>
+        <w:t>路加福音17:1–2</w:t>
+      </w:r>
     </w:p>
     <w:p>
       <w:pPr>
@@ -861,18 +789,12 @@
           <w:lang w:val="zh_TW" w:bidi="zh_TW"/>
         </w:rPr>
       </w:r>
-      <w:hyperlink r:id="rId25">
-        <w:r>
-          <w:rPr>
-            <w:lang w:val="zh_TW" w:bidi="zh_TW"/>
-          </w:rPr>
-          <w:rPr>
-            <w:color w:val="0000EE"/>
-            <w:u w:val="single"/>
-          </w:rPr>
-          <w:t>馬太福音23:23</w:t>
-        </w:r>
-      </w:hyperlink>
+      <w:r>
+        <w:rPr>
+          <w:lang w:val="zh_TW" w:bidi="zh_TW"/>
+        </w:rPr>
+        <w:t>馬太福音23:23</w:t>
+      </w:r>
     </w:p>
     <w:p>
       <w:pPr>
